--- a/docs/Licenta_Matei_Rares_template.docx
+++ b/docs/Licenta_Matei_Rares_template.docx
@@ -1466,6 +1466,13 @@
     </w:p>
     <w:sdt>
       <w:sdtPr>
+        <w:rPr>
+          <w:rFonts w:ascii="Times New Roman" w:eastAsia="Times New Roman" w:hAnsi="Times New Roman" w:cs="Times New Roman"/>
+          <w:color w:val="auto"/>
+          <w:sz w:val="24"/>
+          <w:szCs w:val="24"/>
+          <w:lang w:val="ro" w:eastAsia="ro-RO"/>
+        </w:rPr>
         <w:id w:val="828563499"/>
         <w:docPartObj>
           <w:docPartGallery w:val="Table of Contents"/>
@@ -1474,14 +1481,9 @@
       </w:sdtPr>
       <w:sdtEndPr>
         <w:rPr>
-          <w:rFonts w:ascii="Times New Roman" w:eastAsia="Times New Roman" w:hAnsi="Times New Roman" w:cs="Times New Roman"/>
           <w:b/>
           <w:bCs/>
           <w:noProof/>
-          <w:color w:val="auto"/>
-          <w:sz w:val="24"/>
-          <w:szCs w:val="24"/>
-          <w:lang w:val="ro" w:eastAsia="ro-RO"/>
         </w:rPr>
       </w:sdtEndPr>
       <w:sdtContent>
@@ -37364,7 +37366,6 @@
               <v:path gradientshapeok="t" o:connecttype="rect"/>
             </v:shapetype>
             <v:shape id="_x0000_s1029" type="#_x0000_t202" alt="Internal" style="position:absolute;margin-left:0;margin-top:0;width:25.55pt;height:24.75pt;z-index:251659264;visibility:visible;mso-wrap-style:none;mso-wrap-distance-left:0;mso-wrap-distance-top:0;mso-wrap-distance-right:0;mso-wrap-distance-bottom:0;mso-position-horizontal:center;mso-position-horizontal-relative:page;mso-position-vertical:bottom;mso-position-vertical-relative:page;v-text-anchor:bottom" o:gfxdata="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" filled="f" stroked="f">
-              <v:fill o:detectmouseclick="t"/>
               <v:textbox style="mso-fit-shape-to-text:t" inset="0,0,0,15pt">
                 <w:txbxContent>
                   <w:p>
@@ -37493,7 +37494,6 @@
               <v:path gradientshapeok="t" o:connecttype="rect"/>
             </v:shapetype>
             <v:shape id="_x0000_s1030" type="#_x0000_t202" alt="Internal" style="position:absolute;margin-left:0;margin-top:0;width:25.55pt;height:24.75pt;z-index:251660288;visibility:visible;mso-wrap-style:none;mso-wrap-distance-left:0;mso-wrap-distance-top:0;mso-wrap-distance-right:0;mso-wrap-distance-bottom:0;mso-position-horizontal:center;mso-position-horizontal-relative:page;mso-position-vertical:bottom;mso-position-vertical-relative:page;v-text-anchor:bottom" o:gfxdata="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" filled="f" stroked="f">
-              <v:fill o:detectmouseclick="t"/>
               <v:textbox style="mso-fit-shape-to-text:t" inset="0,0,0,15pt">
                 <w:txbxContent>
                   <w:p>
@@ -37638,7 +37638,6 @@
               <v:path gradientshapeok="t" o:connecttype="rect"/>
             </v:shapetype>
             <v:shape id="_x0000_s1031" type="#_x0000_t202" alt="Internal" style="position:absolute;left:0;text-align:left;margin-left:0;margin-top:0;width:25.55pt;height:24.75pt;z-index:251658240;visibility:visible;mso-wrap-style:none;mso-wrap-distance-left:0;mso-wrap-distance-top:0;mso-wrap-distance-right:0;mso-wrap-distance-bottom:0;mso-position-horizontal:center;mso-position-horizontal-relative:page;mso-position-vertical:bottom;mso-position-vertical-relative:page;v-text-anchor:bottom" o:gfxdata="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" filled="f" stroked="f">
-              <v:fill o:detectmouseclick="t"/>
               <v:textbox style="mso-fit-shape-to-text:t" inset="0,0,0,15pt">
                 <w:txbxContent>
                   <w:p>
@@ -37772,7 +37771,6 @@
               <v:path gradientshapeok="t" o:connecttype="rect"/>
             </v:shapetype>
             <v:shape id="Text Box 5" o:spid="_x0000_s1032" type="#_x0000_t202" alt="Internal" style="position:absolute;margin-left:0;margin-top:0;width:25.55pt;height:24.75pt;z-index:251662336;visibility:visible;mso-wrap-style:none;mso-wrap-distance-left:0;mso-wrap-distance-top:0;mso-wrap-distance-right:0;mso-wrap-distance-bottom:0;mso-position-horizontal:center;mso-position-horizontal-relative:page;mso-position-vertical:bottom;mso-position-vertical-relative:page;v-text-anchor:bottom" o:gfxdata="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" filled="f" stroked="f">
-              <v:fill o:detectmouseclick="t"/>
               <v:textbox style="mso-fit-shape-to-text:t" inset="0,0,0,15pt">
                 <w:txbxContent>
                   <w:p>
@@ -37917,7 +37915,6 @@
               <v:path gradientshapeok="t" o:connecttype="rect"/>
             </v:shapetype>
             <v:shape id="Text Box 4" o:spid="_x0000_s1033" type="#_x0000_t202" alt="Internal" style="position:absolute;left:0;text-align:left;margin-left:0;margin-top:0;width:25.55pt;height:24.75pt;z-index:251661312;visibility:visible;mso-wrap-style:none;mso-wrap-distance-left:0;mso-wrap-distance-top:0;mso-wrap-distance-right:0;mso-wrap-distance-bottom:0;mso-position-horizontal:center;mso-position-horizontal-relative:page;mso-position-vertical:bottom;mso-position-vertical-relative:page;v-text-anchor:bottom" o:gfxdata="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" filled="f" stroked="f">
-              <v:fill o:detectmouseclick="t"/>
               <v:textbox style="mso-fit-shape-to-text:t" inset="0,0,0,15pt">
                 <w:txbxContent>
                   <w:p>
@@ -38051,7 +38048,6 @@
               <v:path gradientshapeok="t" o:connecttype="rect"/>
             </v:shapetype>
             <v:shape id="Text Box 6" o:spid="_x0000_s1034" type="#_x0000_t202" alt="Internal" style="position:absolute;margin-left:0;margin-top:0;width:25.55pt;height:24.75pt;z-index:251663360;visibility:visible;mso-wrap-style:none;mso-wrap-distance-left:0;mso-wrap-distance-top:0;mso-wrap-distance-right:0;mso-wrap-distance-bottom:0;mso-position-horizontal:center;mso-position-horizontal-relative:page;mso-position-vertical:bottom;mso-position-vertical-relative:page;v-text-anchor:bottom" o:gfxdata="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" filled="f" stroked="f">
-              <v:fill o:detectmouseclick="t"/>
               <v:textbox style="mso-fit-shape-to-text:t" inset="0,0,0,15pt">
                 <w:txbxContent>
                   <w:p>
@@ -38180,7 +38176,6 @@
               <v:path gradientshapeok="t" o:connecttype="rect"/>
             </v:shapetype>
             <v:shape id="Text Box 7" o:spid="_x0000_s1035" type="#_x0000_t202" alt="Internal" style="position:absolute;left:0;text-align:left;margin-left:0;margin-top:0;width:25.55pt;height:24.75pt;z-index:251664384;visibility:visible;mso-wrap-style:none;mso-wrap-distance-left:0;mso-wrap-distance-top:0;mso-wrap-distance-right:0;mso-wrap-distance-bottom:0;mso-position-horizontal:center;mso-position-horizontal-relative:page;mso-position-vertical:bottom;mso-position-vertical-relative:page;v-text-anchor:bottom" o:gfxdata="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" filled="f" stroked="f">
-              <v:fill o:detectmouseclick="t"/>
               <v:textbox style="mso-fit-shape-to-text:t" inset="0,0,0,15pt">
                 <w:txbxContent>
                   <w:p>
@@ -38341,7 +38336,6 @@
               <v:path gradientshapeok="t" o:connecttype="rect"/>
             </v:shapetype>
             <v:shape id="Text Box 8" o:spid="_x0000_s1036" type="#_x0000_t202" alt="Internal" style="position:absolute;margin-left:0;margin-top:0;width:25.55pt;height:24.75pt;z-index:251665408;visibility:visible;mso-wrap-style:none;mso-wrap-distance-left:0;mso-wrap-distance-top:0;mso-wrap-distance-right:0;mso-wrap-distance-bottom:0;mso-position-horizontal:center;mso-position-horizontal-relative:page;mso-position-vertical:bottom;mso-position-vertical-relative:page;v-text-anchor:bottom" o:gfxdata="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" filled="f" stroked="f">
-              <v:fill o:detectmouseclick="t"/>
               <v:textbox style="mso-fit-shape-to-text:t" inset="0,0,0,15pt">
                 <w:txbxContent>
                   <w:p>
@@ -39586,6 +39580,7 @@
   <w:style w:type="character" w:default="1" w:styleId="DefaultParagraphFont">
     <w:name w:val="Default Paragraph Font"/>
     <w:uiPriority w:val="1"/>
+    <w:semiHidden/>
     <w:unhideWhenUsed/>
   </w:style>
   <w:style w:type="table" w:default="1" w:styleId="TableNormal">
